--- a/exports/C11/C11_Indicatrices.docx
+++ b/exports/C11/C11_Indicatrices.docx
@@ -476,7 +476,7 @@
         <w:pStyle w:val="Heading3"/>
       </w:pPr>
       <w:r>
-        <w:t xml:space="preserve">1.1 La géostatistique non linéaire</w:t>
+        <w:t xml:space="preserve">La géostatistique non linéaire</w:t>
       </w:r>
     </w:p>
     <w:p>
@@ -540,7 +540,7 @@
         <w:pStyle w:val="Heading3"/>
       </w:pPr>
       <w:r>
-        <w:t xml:space="preserve">1.2 Approches paramétriques et transformations gaussiennes</w:t>
+        <w:t xml:space="preserve">Approches paramétriques et transformations gaussiennes</w:t>
       </w:r>
     </w:p>
     <w:p>
@@ -577,7 +577,7 @@
         <w:pStyle w:val="Heading3"/>
       </w:pPr>
       <w:r>
-        <w:t xml:space="preserve">1.3 Fondements et notations</w:t>
+        <w:t xml:space="preserve">Fondements et notations</w:t>
       </w:r>
     </w:p>
     <w:p>
@@ -2894,7 +2894,7 @@
         <w:pStyle w:val="Heading3"/>
       </w:pPr>
       <w:r>
-        <w:t xml:space="preserve">2.1 Procédure</w:t>
+        <w:t xml:space="preserve">Procédure</w:t>
       </w:r>
     </w:p>
     <w:p>
@@ -3798,7 +3798,7 @@
         <w:pStyle w:val="Heading3"/>
       </w:pPr>
       <w:r>
-        <w:t xml:space="preserve">2.2 Calcul des quantités</w:t>
+        <w:t xml:space="preserve">Calcul des quantités</w:t>
       </w:r>
     </w:p>
     <w:p>
@@ -5920,7 +5920,7 @@
         <w:pStyle w:val="Heading3"/>
       </w:pPr>
       <w:r>
-        <w:t xml:space="preserve">2.3 Exemple de calcul</w:t>
+        <w:t xml:space="preserve">Exemple de calcul</w:t>
       </w:r>
     </w:p>
     <w:p>
@@ -7821,7 +7821,7 @@
         <w:pStyle w:val="Heading4"/>
       </w:pPr>
       <w:r>
-        <w:t xml:space="preserve">2.3.1 1. Probabilités de dépassement</w:t>
+        <w:t xml:space="preserve">1. Probabilités de dépassement</w:t>
       </w:r>
     </w:p>
     <w:p>
@@ -8739,7 +8739,7 @@
         <w:pStyle w:val="Heading4"/>
       </w:pPr>
       <w:r>
-        <w:t xml:space="preserve">2.3.2 2. Médiane et percentiles</w:t>
+        <w:t xml:space="preserve">2. Médiane et percentiles</w:t>
       </w:r>
     </w:p>
     <w:p>
@@ -9386,7 +9386,7 @@
         <w:pStyle w:val="Heading4"/>
       </w:pPr>
       <w:r>
-        <w:t xml:space="preserve">2.3.3 3. Espérance conditionnelle</w:t>
+        <w:t xml:space="preserve">3. Espérance conditionnelle</w:t>
       </w:r>
     </w:p>
     <w:p>
@@ -11090,7 +11090,7 @@
         <w:pStyle w:val="Heading4"/>
       </w:pPr>
       <w:r>
-        <w:t xml:space="preserve">2.3.4 4. Variance conditionnelle</w:t>
+        <w:t xml:space="preserve">4. Variance conditionnelle</w:t>
       </w:r>
     </w:p>
     <w:p>
@@ -11549,7 +11549,7 @@
         <w:pStyle w:val="Heading4"/>
       </w:pPr>
       <w:r>
-        <w:t xml:space="preserve">2.3.5 5. Espérance associée à un coût</w:t>
+        <w:t xml:space="preserve">5. Espérance associée à un coût</w:t>
       </w:r>
     </w:p>
     <w:p>
@@ -11817,7 +11817,7 @@
         <w:pStyle w:val="Heading3"/>
       </w:pPr>
       <w:r>
-        <w:t xml:space="preserve">2.4 Considérations théoriques et pratiques</w:t>
+        <w:t xml:space="preserve">Considérations théoriques et pratiques</w:t>
       </w:r>
     </w:p>
     <w:p>
@@ -12752,7 +12752,7 @@
         <w:pStyle w:val="Heading3"/>
       </w:pPr>
       <w:r>
-        <w:t xml:space="preserve">3.1 Correction par moyenne des balayages croissant et décroissant</w:t>
+        <w:t xml:space="preserve">Correction par moyenne des balayages croissant et décroissant</w:t>
       </w:r>
     </w:p>
     <w:p>
@@ -14532,7 +14532,7 @@
         <w:pStyle w:val="Heading3"/>
       </w:pPr>
       <w:r>
-        <w:t xml:space="preserve">3.2 Exemple de correction</w:t>
+        <w:t xml:space="preserve">Exemple de correction</w:t>
       </w:r>
     </w:p>
     <w:p>
@@ -15433,7 +15433,7 @@
         <w:pStyle w:val="Heading3"/>
       </w:pPr>
       <w:r>
-        <w:t xml:space="preserve">3.3 Analyse visuelle</w:t>
+        <w:t xml:space="preserve">Analyse visuelle</w:t>
       </w:r>
     </w:p>
     <w:p>
@@ -15886,7 +15886,7 @@
         <w:pStyle w:val="Heading3"/>
       </w:pPr>
       <w:r>
-        <w:t xml:space="preserve">4.1 Correction affine</w:t>
+        <w:t xml:space="preserve">Correction affine</w:t>
       </w:r>
     </w:p>
     <w:p>
@@ -16381,7 +16381,7 @@
         <w:pStyle w:val="Heading3"/>
       </w:pPr>
       <w:r>
-        <w:t xml:space="preserve">4.2 Exemple numérique</w:t>
+        <w:t xml:space="preserve">Exemple numérique</w:t>
       </w:r>
     </w:p>
     <w:p>
@@ -16932,7 +16932,7 @@
         <w:pStyle w:val="Heading3"/>
       </w:pPr>
       <w:r>
-        <w:t xml:space="preserve">4.3 Limitations et remarques</w:t>
+        <w:t xml:space="preserve">Limitations et remarques</w:t>
       </w:r>
     </w:p>
     <w:p>
@@ -18751,7 +18751,7 @@
         <w:pStyle w:val="Heading3"/>
       </w:pPr>
       <w:r>
-        <w:t xml:space="preserve">7.1 Données d’inégalité</w:t>
+        <w:t xml:space="preserve">Données d’inégalité</w:t>
       </w:r>
     </w:p>
     <w:p>
@@ -19949,7 +19949,7 @@
         <w:pStyle w:val="Heading3"/>
       </w:pPr>
       <w:r>
-        <w:t xml:space="preserve">7.2 Mesures incertaines ou bruitées</w:t>
+        <w:t xml:space="preserve">Mesures incertaines ou bruitées</w:t>
       </w:r>
     </w:p>
     <w:p>
@@ -20974,7 +20974,7 @@
         <w:pStyle w:val="Heading3"/>
       </w:pPr>
       <w:r>
-        <w:t xml:space="preserve">7.3 Données souples</w:t>
+        <w:t xml:space="preserve">Données souples</w:t>
       </w:r>
     </w:p>
     <w:p>
